--- a/templates/TestoAtto.docx
+++ b/templates/TestoAtto.docx
@@ -5,7 +5,7 @@
     <w:p/>
     <w:sectPr>
       <w:pgSz w:w="11906" w:h="16838"/>
-      <w:pgMar w:top="1417" w:right="1134" w:bottom="1134" w:left="1134" w:header="708" w:footer="708" w:gutter="0"/>
+      <w:pgMar w:top="1134" w:right="1134" w:bottom="1134" w:left="1134" w:header="720" w:footer="720" w:gutter="0"/>
       <w:cols w:space="708"/>
       <w:docGrid w:linePitch="360"/>
     </w:sectPr>
@@ -739,6 +739,16 @@
   <w:style w:type="paragraph" w:default="1" w:styleId="Normale">
     <w:name w:val="Normal"/>
     <w:qFormat/>
+    <w:pPr>
+      <w:jc w:val="both"/>
+      <w:spacing w:after="0" w:line="276" w:lineRule="auto"/>
+    </w:pPr>
+    <w:rPr>
+      <w:rFonts w:ascii="Times New Roman" w:hAnsi="Times New Roman" w:cs="Times New Roman"/>
+      <w:sz w:val="24"/>
+      <w:szCs w:val="24"/>
+      <w:lang w:val="it-IT"/>
+    </w:rPr>
   </w:style>
   <w:style w:type="character" w:default="1" w:styleId="Carpredefinitoparagrafo">
     <w:name w:val="Default Paragraph Font"/>
